--- a/Labs/EG 05-Mock C#.docx
+++ b/Labs/EG 05-Mock C#.docx
@@ -120,7 +120,14 @@
           <w:b/>
           <w:bCs/>
         </w:rPr>
-        <w:t>LibraryService</w:t>
+        <w:t>User</w:t>
+      </w:r>
+      <w:r>
+        <w:rPr>
+          <w:b/>
+          <w:bCs/>
+        </w:rPr>
+        <w:t>Service</w:t>
       </w:r>
       <w:proofErr w:type="spellEnd"/>
       <w:r>
@@ -193,6 +200,9 @@
         <w:br/>
       </w:r>
       <w:r>
+        <w:rPr>
+          <w:noProof/>
+        </w:rPr>
         <w:drawing>
           <wp:inline distT="0" distB="0" distL="0" distR="0" wp14:anchorId="6AA157A6" wp14:editId="13D9C8F4">
             <wp:extent cx="4282440" cy="475879"/>
@@ -243,6 +253,9 @@
         <w:br/>
       </w:r>
       <w:r>
+        <w:rPr>
+          <w:noProof/>
+        </w:rPr>
         <w:drawing>
           <wp:inline distT="0" distB="0" distL="0" distR="0" wp14:anchorId="7C8B7A11" wp14:editId="65D4289E">
             <wp:extent cx="4061460" cy="1636272"/>
@@ -306,11 +319,21 @@
           <w:b/>
           <w:bCs/>
         </w:rPr>
-        <w:t>LibraryService</w:t>
+        <w:t>User</w:t>
+      </w:r>
+      <w:r>
+        <w:rPr>
+          <w:b/>
+          <w:bCs/>
+        </w:rPr>
+        <w:t>Service</w:t>
       </w:r>
       <w:proofErr w:type="spellEnd"/>
       <w:r>
-        <w:t xml:space="preserve"> class using Mockito</w:t>
+        <w:t xml:space="preserve"> class using </w:t>
+      </w:r>
+      <w:r>
+        <w:t xml:space="preserve">MOQ </w:t>
       </w:r>
       <w:r>
         <w:t xml:space="preserve"> instead of a stub.</w:t>
